--- a/reports/Macrogen_Plan_GoogleAds_SEO.docx
+++ b/reports/Macrogen_Plan_GoogleAds_SEO.docx
@@ -2107,7 +2107,544 @@
         <w:spacing w:after="200" w:before="400"/>
       </w:pPr>
       <w:r>
-        <w:t xml:space="preserve">Parte 3 — Auditoría SEO: estado real del sitio hoy</w:t>
+        <w:t xml:space="preserve">Parte 3 — Qué es el SEO y cómo funciona  /  What is SEO and how it works</w:t>
+      </w:r>
+    </w:p>
+    <w:p>
+      <w:pPr>
+        <w:spacing w:after="160" w:line="276"/>
+      </w:pPr>
+      <w:r>
+        <w:rPr>
+          <w:sz w:val="22"/>
+          <w:szCs w:val="22"/>
+        </w:rPr>
+        <w:t xml:space="preserve">Esta sección se incluye en inglés y en español, tal como se pidió.</w:t>
+      </w:r>
+    </w:p>
+    <w:p>
+      <w:pPr>
+        <w:pStyle w:val="Heading2"/>
+        <w:spacing w:after="140" w:before="300"/>
+      </w:pPr>
+      <w:r>
+        <w:t xml:space="preserve">In English</w:t>
+      </w:r>
+    </w:p>
+    <w:p>
+      <w:pPr>
+        <w:spacing w:after="160" w:line="276"/>
+      </w:pPr>
+      <w:r>
+        <w:rPr>
+          <w:sz w:val="22"/>
+          <w:szCs w:val="22"/>
+        </w:rPr>
+        <w:t xml:space="preserve">SEO (Search Engine Optimization) is the practice of shaping a website so that search engines like Google can find it, understand what it is about, and choose to show it — for free — when someone searches for something related to it. It sits opposite paid search (Google Ads, Parts 1–2 of this document): SEO does not cost per click, but it is not free either — it costs time, content, and technical correctness, and results take months, not days.</w:t>
+      </w:r>
+    </w:p>
+    <w:p>
+      <w:pPr>
+        <w:pStyle w:val="Heading3"/>
+        <w:spacing w:after="100" w:before="220"/>
+      </w:pPr>
+      <w:r>
+        <w:t xml:space="preserve">How a search engine actually decides what to show</w:t>
+      </w:r>
+    </w:p>
+    <w:p>
+      <w:pPr>
+        <w:spacing w:after="160" w:line="276"/>
+      </w:pPr>
+      <w:r>
+        <w:rPr>
+          <w:sz w:val="22"/>
+          <w:szCs w:val="22"/>
+        </w:rPr>
+        <w:t xml:space="preserve">Google's system does three separate jobs, in this order:</w:t>
+      </w:r>
+    </w:p>
+    <w:p>
+      <w:pPr>
+        <w:pStyle w:val="ListParagraph"/>
+        <w:numPr>
+          <w:ilvl w:val="0"/>
+          <w:numId w:val="1"/>
+        </w:numPr>
+        <w:spacing w:after="90" w:line="264"/>
+      </w:pPr>
+      <w:r>
+        <w:rPr>
+          <w:b/>
+          <w:bCs/>
+          <w:color w:val="0A1F4F"/>
+          <w:sz w:val="22"/>
+          <w:szCs w:val="22"/>
+        </w:rPr>
+        <w:t xml:space="preserve">Crawling: </w:t>
+      </w:r>
+      <w:r>
+        <w:rPr>
+          <w:sz w:val="22"/>
+          <w:szCs w:val="22"/>
+        </w:rPr>
+        <w:t xml:space="preserve">Google's bots follow links from page to page across the internet, discovering which pages exist. A page that is not linked from anywhere and is not in a sitemap may never be found.</w:t>
+      </w:r>
+    </w:p>
+    <w:p>
+      <w:pPr>
+        <w:pStyle w:val="ListParagraph"/>
+        <w:numPr>
+          <w:ilvl w:val="0"/>
+          <w:numId w:val="1"/>
+        </w:numPr>
+        <w:spacing w:after="90" w:line="264"/>
+      </w:pPr>
+      <w:r>
+        <w:rPr>
+          <w:b/>
+          <w:bCs/>
+          <w:color w:val="0A1F4F"/>
+          <w:sz w:val="22"/>
+          <w:szCs w:val="22"/>
+        </w:rPr>
+        <w:t xml:space="preserve">Indexing: </w:t>
+      </w:r>
+      <w:r>
+        <w:rPr>
+          <w:sz w:val="22"/>
+          <w:szCs w:val="22"/>
+        </w:rPr>
+        <w:t xml:space="preserve">Once found, Google reads the page's content, code, and structured data (schema.org) and decides what the page is about, then stores that understanding in its index. A page can be crawled but not indexed if Google decides it is low-value, duplicate, or blocked (by robots.txt or noindex).</w:t>
+      </w:r>
+    </w:p>
+    <w:p>
+      <w:pPr>
+        <w:pStyle w:val="ListParagraph"/>
+        <w:numPr>
+          <w:ilvl w:val="0"/>
+          <w:numId w:val="1"/>
+        </w:numPr>
+        <w:spacing w:after="90" w:line="264"/>
+      </w:pPr>
+      <w:r>
+        <w:rPr>
+          <w:b/>
+          <w:bCs/>
+          <w:color w:val="0A1F4F"/>
+          <w:sz w:val="22"/>
+          <w:szCs w:val="22"/>
+        </w:rPr>
+        <w:t xml:space="preserve">Ranking: </w:t>
+      </w:r>
+      <w:r>
+        <w:rPr>
+          <w:sz w:val="22"/>
+          <w:szCs w:val="22"/>
+        </w:rPr>
+        <w:t xml:space="preserve">When someone searches, Google scores every indexed page that might be relevant against hundreds of signals, and orders the results. This is the part everyone calls "SEO," but it only works if crawling and indexing already succeeded.</w:t>
+      </w:r>
+    </w:p>
+    <w:p>
+      <w:pPr>
+        <w:pBdr>
+          <w:left w:val="single" w:color="00BFB2" w:sz="18" w:space="8"/>
+        </w:pBdr>
+        <w:shd w:fill="EAF6FB" w:val="clear"/>
+        <w:spacing w:after="200" w:before="80"/>
+        <w:ind w:left="100"/>
+      </w:pPr>
+      <w:r>
+        <w:rPr>
+          <w:i/>
+          <w:iCs/>
+          <w:color w:val="334155"/>
+          <w:sz w:val="20"/>
+          <w:szCs w:val="20"/>
+        </w:rPr>
+        <w:t xml:space="preserve">This is exactly why the broken hreflang and the incomplete FAQ schema mattered (see Part 4): both are signals used at the indexing/ranking stage. A page can be perfectly written and still rank poorly if these technical signals are wrong or contradictory.</w:t>
+      </w:r>
+    </w:p>
+    <w:p>
+      <w:pPr>
+        <w:pStyle w:val="Heading3"/>
+        <w:spacing w:after="100" w:before="220"/>
+      </w:pPr>
+      <w:r>
+        <w:t xml:space="preserve">The three pillars that determine ranking</w:t>
+      </w:r>
+    </w:p>
+    <w:p>
+      <w:pPr>
+        <w:pStyle w:val="ListParagraph"/>
+        <w:numPr>
+          <w:ilvl w:val="0"/>
+          <w:numId w:val="1"/>
+        </w:numPr>
+        <w:spacing w:after="90" w:line="264"/>
+      </w:pPr>
+      <w:r>
+        <w:rPr>
+          <w:b/>
+          <w:bCs/>
+          <w:color w:val="0A1F4F"/>
+          <w:sz w:val="22"/>
+          <w:szCs w:val="22"/>
+        </w:rPr>
+        <w:t xml:space="preserve">Technical SEO: </w:t>
+      </w:r>
+      <w:r>
+        <w:rPr>
+          <w:sz w:val="22"/>
+          <w:szCs w:val="22"/>
+        </w:rPr>
+        <w:t xml:space="preserve">Can Google physically crawl and index the site without errors? Site speed, mobile-friendliness, correct canonical tags, valid structured data, a working sitemap/robots.txt, no broken hreflang. This is the foundation — without it, nothing else matters.</w:t>
+      </w:r>
+    </w:p>
+    <w:p>
+      <w:pPr>
+        <w:pStyle w:val="ListParagraph"/>
+        <w:numPr>
+          <w:ilvl w:val="0"/>
+          <w:numId w:val="1"/>
+        </w:numPr>
+        <w:spacing w:after="90" w:line="264"/>
+      </w:pPr>
+      <w:r>
+        <w:rPr>
+          <w:b/>
+          <w:bCs/>
+          <w:color w:val="0A1F4F"/>
+          <w:sz w:val="22"/>
+          <w:szCs w:val="22"/>
+        </w:rPr>
+        <w:t xml:space="preserve">On-page SEO (content relevance): </w:t>
+      </w:r>
+      <w:r>
+        <w:rPr>
+          <w:sz w:val="22"/>
+          <w:szCs w:val="22"/>
+        </w:rPr>
+        <w:t xml:space="preserve">Does the page actually answer what the searcher typed? Keyword usage in titles/headings, content depth, matching search intent (informational vs. transactional), internal linking between related pages.</w:t>
+      </w:r>
+    </w:p>
+    <w:p>
+      <w:pPr>
+        <w:pStyle w:val="ListParagraph"/>
+        <w:numPr>
+          <w:ilvl w:val="0"/>
+          <w:numId w:val="1"/>
+        </w:numPr>
+        <w:spacing w:after="90" w:line="264"/>
+      </w:pPr>
+      <w:r>
+        <w:rPr>
+          <w:b/>
+          <w:bCs/>
+          <w:color w:val="0A1F4F"/>
+          <w:sz w:val="22"/>
+          <w:szCs w:val="22"/>
+        </w:rPr>
+        <w:t xml:space="preserve">Off-page SEO (authority): </w:t>
+      </w:r>
+      <w:r>
+        <w:rPr>
+          <w:sz w:val="22"/>
+          <w:szCs w:val="22"/>
+        </w:rPr>
+        <w:t xml:space="preserve">Do other credible sites link to this one? Backlinks, brand mentions, reviews, and social signals tell Google "other people trust this source" — one of the hardest signals to fake, and one of the strongest ranking factors.</w:t>
+      </w:r>
+    </w:p>
+    <w:p>
+      <w:pPr>
+        <w:pStyle w:val="Heading3"/>
+        <w:spacing w:after="100" w:before="220"/>
+      </w:pPr>
+      <w:r>
+        <w:t xml:space="preserve">Why it is slow, and why it compounds</w:t>
+      </w:r>
+    </w:p>
+    <w:p>
+      <w:pPr>
+        <w:spacing w:after="160" w:line="276"/>
+      </w:pPr>
+      <w:r>
+        <w:rPr>
+          <w:sz w:val="22"/>
+          <w:szCs w:val="22"/>
+        </w:rPr>
+        <w:t xml:space="preserve">Unlike Google Ads, where traffic starts the moment you pay, SEO has no on/off switch — Google needs to re-crawl, re-evaluate, and build trust in a domain over weeks or months before rankings move meaningfully. The upside: once a page ranks, it keeps generating free traffic every day with no per-click cost, which is why this document treats Ads as the fast lane and SEO as the compounding asset underneath it.</w:t>
+      </w:r>
+    </w:p>
+    <w:p>
+      <w:pPr>
+        <w:pStyle w:val="Heading2"/>
+        <w:spacing w:after="140" w:before="300"/>
+      </w:pPr>
+      <w:r>
+        <w:t xml:space="preserve">En español</w:t>
+      </w:r>
+    </w:p>
+    <w:p>
+      <w:pPr>
+        <w:spacing w:after="160" w:line="276"/>
+      </w:pPr>
+      <w:r>
+        <w:rPr>
+          <w:sz w:val="22"/>
+          <w:szCs w:val="22"/>
+        </w:rPr>
+        <w:t xml:space="preserve">El SEO (Search Engine Optimization, optimización para motores de búsqueda) es el conjunto de prácticas que hacen que un sitio web sea encontrable, comprensible y elegible para aparecer — de forma gratuita — cuando alguien busca algo relacionado. Es el opuesto de la búsqueda pagada (Google Ads, Partes 1–2 de este documento): el SEO no cobra por clic, pero tampoco es gratis — cuesta tiempo, contenido y corrección técnica, y los resultados tardan meses, no días.</w:t>
+      </w:r>
+    </w:p>
+    <w:p>
+      <w:pPr>
+        <w:pStyle w:val="Heading3"/>
+        <w:spacing w:after="100" w:before="220"/>
+      </w:pPr>
+      <w:r>
+        <w:t xml:space="preserve">Cómo decide realmente un motor de búsqueda qué mostrar</w:t>
+      </w:r>
+    </w:p>
+    <w:p>
+      <w:pPr>
+        <w:spacing w:after="160" w:line="276"/>
+      </w:pPr>
+      <w:r>
+        <w:rPr>
+          <w:sz w:val="22"/>
+          <w:szCs w:val="22"/>
+        </w:rPr>
+        <w:t xml:space="preserve">El sistema de Google hace tres trabajos distintos, en este orden:</w:t>
+      </w:r>
+    </w:p>
+    <w:p>
+      <w:pPr>
+        <w:pStyle w:val="ListParagraph"/>
+        <w:numPr>
+          <w:ilvl w:val="0"/>
+          <w:numId w:val="1"/>
+        </w:numPr>
+        <w:spacing w:after="90" w:line="264"/>
+      </w:pPr>
+      <w:r>
+        <w:rPr>
+          <w:b/>
+          <w:bCs/>
+          <w:color w:val="0A1F4F"/>
+          <w:sz w:val="22"/>
+          <w:szCs w:val="22"/>
+        </w:rPr>
+        <w:t xml:space="preserve">Rastreo (crawling): </w:t>
+      </w:r>
+      <w:r>
+        <w:rPr>
+          <w:sz w:val="22"/>
+          <w:szCs w:val="22"/>
+        </w:rPr>
+        <w:t xml:space="preserve">Los robots de Google siguen enlaces de página en página por todo internet, descubriendo qué páginas existen. Una página que no está enlazada desde ningún lado y no aparece en el sitemap puede no ser encontrada nunca.</w:t>
+      </w:r>
+    </w:p>
+    <w:p>
+      <w:pPr>
+        <w:pStyle w:val="ListParagraph"/>
+        <w:numPr>
+          <w:ilvl w:val="0"/>
+          <w:numId w:val="1"/>
+        </w:numPr>
+        <w:spacing w:after="90" w:line="264"/>
+      </w:pPr>
+      <w:r>
+        <w:rPr>
+          <w:b/>
+          <w:bCs/>
+          <w:color w:val="0A1F4F"/>
+          <w:sz w:val="22"/>
+          <w:szCs w:val="22"/>
+        </w:rPr>
+        <w:t xml:space="preserve">Indexación (indexing): </w:t>
+      </w:r>
+      <w:r>
+        <w:rPr>
+          <w:sz w:val="22"/>
+          <w:szCs w:val="22"/>
+        </w:rPr>
+        <w:t xml:space="preserve">Una vez encontrada, Google lee el contenido, el código y los datos estructurados (schema.org) de la página y decide de qué trata, guardando esa interpretación en su índice. Una página puede ser rastreada pero no indexada si Google la considera de bajo valor, duplicada, o bloqueada (por robots.txt o noindex).</w:t>
+      </w:r>
+    </w:p>
+    <w:p>
+      <w:pPr>
+        <w:pStyle w:val="ListParagraph"/>
+        <w:numPr>
+          <w:ilvl w:val="0"/>
+          <w:numId w:val="1"/>
+        </w:numPr>
+        <w:spacing w:after="90" w:line="264"/>
+      </w:pPr>
+      <w:r>
+        <w:rPr>
+          <w:b/>
+          <w:bCs/>
+          <w:color w:val="0A1F4F"/>
+          <w:sz w:val="22"/>
+          <w:szCs w:val="22"/>
+        </w:rPr>
+        <w:t xml:space="preserve">Posicionamiento (ranking): </w:t>
+      </w:r>
+      <w:r>
+        <w:rPr>
+          <w:sz w:val="22"/>
+          <w:szCs w:val="22"/>
+        </w:rPr>
+        <w:t xml:space="preserve">Cuando alguien busca, Google evalúa cada página indexada que podría ser relevante contra cientos de señales, y ordena los resultados. Esta es la parte que todos llaman "SEO", pero solo funciona si el rastreo y la indexación ya tuvieron éxito.</w:t>
+      </w:r>
+    </w:p>
+    <w:p>
+      <w:pPr>
+        <w:pBdr>
+          <w:left w:val="single" w:color="00BFB2" w:sz="18" w:space="8"/>
+        </w:pBdr>
+        <w:shd w:fill="EAF6FB" w:val="clear"/>
+        <w:spacing w:after="200" w:before="80"/>
+        <w:ind w:left="100"/>
+      </w:pPr>
+      <w:r>
+        <w:rPr>
+          <w:i/>
+          <w:iCs/>
+          <w:color w:val="334155"/>
+          <w:sz w:val="20"/>
+          <w:szCs w:val="20"/>
+        </w:rPr>
+        <w:t xml:space="preserve">Por esto importaba tanto el hreflang roto y el schema de FAQ incompleto (ver Parte 4): ambos son señales que se usan en la etapa de indexación/posicionamiento. Una página puede estar perfectamente escrita y aun así posicionar mal si estas señales técnicas están mal configuradas o son contradictorias.</w:t>
+      </w:r>
+    </w:p>
+    <w:p>
+      <w:pPr>
+        <w:pStyle w:val="Heading3"/>
+        <w:spacing w:after="100" w:before="220"/>
+      </w:pPr>
+      <w:r>
+        <w:t xml:space="preserve">Los tres pilares que determinan el posicionamiento</w:t>
+      </w:r>
+    </w:p>
+    <w:p>
+      <w:pPr>
+        <w:pStyle w:val="ListParagraph"/>
+        <w:numPr>
+          <w:ilvl w:val="0"/>
+          <w:numId w:val="1"/>
+        </w:numPr>
+        <w:spacing w:after="90" w:line="264"/>
+      </w:pPr>
+      <w:r>
+        <w:rPr>
+          <w:b/>
+          <w:bCs/>
+          <w:color w:val="0A1F4F"/>
+          <w:sz w:val="22"/>
+          <w:szCs w:val="22"/>
+        </w:rPr>
+        <w:t xml:space="preserve">SEO técnico: </w:t>
+      </w:r>
+      <w:r>
+        <w:rPr>
+          <w:sz w:val="22"/>
+          <w:szCs w:val="22"/>
+        </w:rPr>
+        <w:t xml:space="preserve">¿Puede Google rastrear e indexar el sitio sin errores? Velocidad del sitio, compatibilidad móvil, canonical tags correctos, datos estructurados válidos, sitemap/robots.txt funcionando, hreflang sin errores. Es la base — sin esto, nada más importa.</w:t>
+      </w:r>
+    </w:p>
+    <w:p>
+      <w:pPr>
+        <w:pStyle w:val="ListParagraph"/>
+        <w:numPr>
+          <w:ilvl w:val="0"/>
+          <w:numId w:val="1"/>
+        </w:numPr>
+        <w:spacing w:after="90" w:line="264"/>
+      </w:pPr>
+      <w:r>
+        <w:rPr>
+          <w:b/>
+          <w:bCs/>
+          <w:color w:val="0A1F4F"/>
+          <w:sz w:val="22"/>
+          <w:szCs w:val="22"/>
+        </w:rPr>
+        <w:t xml:space="preserve">SEO on-page (relevancia de contenido): </w:t>
+      </w:r>
+      <w:r>
+        <w:rPr>
+          <w:sz w:val="22"/>
+          <w:szCs w:val="22"/>
+        </w:rPr>
+        <w:t xml:space="preserve">¿La página responde realmente lo que la persona buscó? Uso de keywords en títulos/encabezados, profundidad del contenido, coincidencia con la intención de búsqueda (informativa vs. transaccional), enlazado interno entre páginas relacionadas.</w:t>
+      </w:r>
+    </w:p>
+    <w:p>
+      <w:pPr>
+        <w:pStyle w:val="ListParagraph"/>
+        <w:numPr>
+          <w:ilvl w:val="0"/>
+          <w:numId w:val="1"/>
+        </w:numPr>
+        <w:spacing w:after="90" w:line="264"/>
+      </w:pPr>
+      <w:r>
+        <w:rPr>
+          <w:b/>
+          <w:bCs/>
+          <w:color w:val="0A1F4F"/>
+          <w:sz w:val="22"/>
+          <w:szCs w:val="22"/>
+        </w:rPr>
+        <w:t xml:space="preserve">SEO off-page (autoridad): </w:t>
+      </w:r>
+      <w:r>
+        <w:rPr>
+          <w:sz w:val="22"/>
+          <w:szCs w:val="22"/>
+        </w:rPr>
+        <w:t xml:space="preserve">¿Otros sitios creíbles enlazan a este? Los backlinks, menciones de marca, reseñas y señales sociales le dicen a Google "otros confían en esta fuente" — una de las señales más difíciles de falsificar, y uno de los factores de posicionamiento más fuertes.</w:t>
+      </w:r>
+    </w:p>
+    <w:p>
+      <w:pPr>
+        <w:pStyle w:val="Heading3"/>
+        <w:spacing w:after="100" w:before="220"/>
+      </w:pPr>
+      <w:r>
+        <w:t xml:space="preserve">Por qué es lento, y por qué se acumula</w:t>
+      </w:r>
+    </w:p>
+    <w:p>
+      <w:pPr>
+        <w:spacing w:after="160" w:line="276"/>
+      </w:pPr>
+      <w:r>
+        <w:rPr>
+          <w:sz w:val="22"/>
+          <w:szCs w:val="22"/>
+        </w:rPr>
+        <w:t xml:space="preserve">A diferencia de Google Ads, donde el tráfico empieza en el momento en que pagas, el SEO no tiene interruptor de encendido/apagado — Google necesita volver a rastrear, reevaluar y construir confianza en un dominio durante semanas o meses antes de que el posicionamiento se mueva de forma significativa. La ventaja: una vez que una página posiciona, sigue generando tráfico gratuito todos los días sin costo por clic, por eso este documento trata a Ads como el carril rápido y al SEO como el activo que se acumula debajo.</w:t>
+      </w:r>
+    </w:p>
+    <w:p>
+      <w:r>
+        <w:br w:type="page"/>
+      </w:r>
+    </w:p>
+    <w:p>
+      <w:pPr>
+        <w:pStyle w:val="Heading1"/>
+        <w:pBdr>
+          <w:bottom w:val="single" w:color="00BFB2" w:sz="8" w:space="4"/>
+        </w:pBdr>
+        <w:spacing w:after="200" w:before="400"/>
+      </w:pPr>
+      <w:r>
+        <w:t xml:space="preserve">Parte 4 — Auditoría SEO: estado real del sitio hoy</w:t>
       </w:r>
     </w:p>
     <w:p>
@@ -3997,7 +4534,7 @@
         <w:spacing w:after="200" w:before="400"/>
       </w:pPr>
       <w:r>
-        <w:t xml:space="preserve">Parte 4 — Lo que sigue, priorizado</w:t>
+        <w:t xml:space="preserve">Parte 5 — Lo que sigue, priorizado</w:t>
       </w:r>
     </w:p>
     <w:p>
@@ -5659,7 +6196,7 @@
         <w:spacing w:after="200" w:before="400"/>
       </w:pPr>
       <w:r>
-        <w:t xml:space="preserve">Parte 5 — Plan de ejecución 30 / 60 / 90 días</w:t>
+        <w:t xml:space="preserve">Parte 6 — Plan de ejecución 30 / 60 / 90 días</w:t>
       </w:r>
     </w:p>
     <w:p>
@@ -6620,7 +7157,7 @@
         </w:rPr>
         <w:t xml:space="preserve">Cómo funciona la subasta de Google Ads — </w:t>
       </w:r>
-      <w:hyperlink w:history="1" r:id="rIdlqmaxw0ps69018fjtfwei">
+      <w:hyperlink w:history="1" r:id="rId08n2elinre06oautudney">
         <w:r>
           <w:rPr>
             <w:color w:val="00BFB2"/>
@@ -6644,7 +7181,7 @@
         </w:rPr>
         <w:t xml:space="preserve">Quality Score y Ad Rank 2026 — </w:t>
       </w:r>
-      <w:hyperlink w:history="1" r:id="rIdn-yfernrxbph7tszog96k">
+      <w:hyperlink w:history="1" r:id="rIdbfgriu0df8c_q0jv1qf53">
         <w:r>
           <w:rPr>
             <w:color w:val="00BFB2"/>
@@ -6668,7 +7205,7 @@
         </w:rPr>
         <w:t xml:space="preserve">Quality Score — qué mueve la aguja en 2026 — </w:t>
       </w:r>
-      <w:hyperlink w:history="1" r:id="rIdyeb0yge0cwxwk8atpdfp5">
+      <w:hyperlink w:history="1" r:id="rIda9oh93uqbal28gbtxdtdg">
         <w:r>
           <w:rPr>
             <w:color w:val="00BFB2"/>
@@ -6692,7 +7229,7 @@
         </w:rPr>
         <w:t xml:space="preserve">Benchmarks Google Ads 2026 por industria — </w:t>
       </w:r>
-      <w:hyperlink w:history="1" r:id="rIdfk5fbwwg-slnn5a47arpn">
+      <w:hyperlink w:history="1" r:id="rIdylo7nymvs4f5hw6glzkqt">
         <w:r>
           <w:rPr>
             <w:color w:val="00BFB2"/>
@@ -6716,7 +7253,7 @@
         </w:rPr>
         <w:t xml:space="preserve">Benchmarks B2B SaaS 2026 — </w:t>
       </w:r>
-      <w:hyperlink w:history="1" r:id="rIdrown6opyf9zvzhqxrbu-r">
+      <w:hyperlink w:history="1" r:id="rId7crdjekev5wwrupt0gl5n">
         <w:r>
           <w:rPr>
             <w:color w:val="00BFB2"/>
@@ -6740,7 +7277,7 @@
         </w:rPr>
         <w:t xml:space="preserve">Tipos de campaña Google Ads 2026 — matriz de decisión — </w:t>
       </w:r>
-      <w:hyperlink w:history="1" r:id="rIdrthbitokmbvuri1pztxc0">
+      <w:hyperlink w:history="1" r:id="rIdc2gguazvfvk2thljiglqe">
         <w:r>
           <w:rPr>
             <w:color w:val="00BFB2"/>
@@ -6764,7 +7301,7 @@
         </w:rPr>
         <w:t xml:space="preserve">Google Ads Strategy 2026 — B2B lead generation — </w:t>
       </w:r>
-      <w:hyperlink w:history="1" r:id="rIde2p229lqdzv_xdsbdvrut">
+      <w:hyperlink w:history="1" r:id="rIdougl2vlo7ftduq-5ge7oc">
         <w:r>
           <w:rPr>
             <w:color w:val="00BFB2"/>
@@ -6788,7 +7325,7 @@
         </w:rPr>
         <w:t xml:space="preserve">Checklist técnico de SEO 2026 — </w:t>
       </w:r>
-      <w:hyperlink w:history="1" r:id="rIdehh79w2ap5bpifx-9pw1h">
+      <w:hyperlink w:history="1" r:id="rIdx-mhckoe5--5f7hgwm-d8">
         <w:r>
           <w:rPr>
             <w:color w:val="00BFB2"/>
@@ -6812,7 +7349,7 @@
         </w:rPr>
         <w:t xml:space="preserve">Contenido útil y E-E-A-T — Google Search Central (oficial) — </w:t>
       </w:r>
-      <w:hyperlink w:history="1" r:id="rId4mqaobzihex00gfcnngti">
+      <w:hyperlink w:history="1" r:id="rIdvlvuiye2-v7q6rkup8sbt">
         <w:r>
           <w:rPr>
             <w:color w:val="00BFB2"/>
@@ -6836,7 +7373,7 @@
         </w:rPr>
         <w:t xml:space="preserve">Buenas prácticas de hreflang y errores comunes — </w:t>
       </w:r>
-      <w:hyperlink w:history="1" r:id="rIdg83m89nevaffrbukvqlmv">
+      <w:hyperlink w:history="1" r:id="rIdpg5aqkob6t1yfcd92jr3n">
         <w:r>
           <w:rPr>
             <w:color w:val="00BFB2"/>
@@ -6860,7 +7397,7 @@
         </w:rPr>
         <w:t xml:space="preserve">Guía completa de hreflang para SEO — </w:t>
       </w:r>
-      <w:hyperlink w:history="1" r:id="rIdkb-4uozqoy4nuxvslaluf">
+      <w:hyperlink w:history="1" r:id="rIdgepynfffp2lwanvoljxmh">
         <w:r>
           <w:rPr>
             <w:color w:val="00BFB2"/>
